--- a/DRIVE/Orgãos Sociais/Direção/Presidencia/Estatutos e Regulamento Interno/Regulamento Interno/Regulamento interno v1.1 RA.docx
+++ b/DRIVE/Orgãos Sociais/Direção/Presidencia/Estatutos e Regulamento Interno/Regulamento Interno/Regulamento interno v1.1 RA.docx
@@ -144,7 +144,7 @@
         <w:rPr>
           <w:lang w:val="pt-PT"/>
         </w:rPr>
-        <w:t>1</w:t>
+        <w:t>0</w:t>
       </w:r>
     </w:p>
     <w:p>
@@ -296,7 +296,7 @@
               <w:cnfStyle w:val="000000000000" w:firstRow="0" w:lastRow="0" w:firstColumn="0" w:lastColumn="0" w:oddVBand="0" w:evenVBand="0" w:oddHBand="0" w:evenHBand="0" w:firstRowFirstColumn="0" w:firstRowLastColumn="0" w:lastRowFirstColumn="0" w:lastRowLastColumn="0"/>
             </w:pPr>
             <w:r>
-              <w:t>26</w:t>
+              <w:t>12</w:t>
             </w:r>
             <w:r>
               <w:t>/</w:t>
@@ -305,7 +305,7 @@
               <w:t>0</w:t>
             </w:r>
             <w:r>
-              <w:t>7</w:t>
+              <w:t>8</w:t>
             </w:r>
             <w:r>
               <w:t>/</w:t>
@@ -343,9 +343,6 @@
             <w:pPr>
               <w:pStyle w:val="TABELA"/>
             </w:pPr>
-            <w:r>
-              <w:t>V1.1</w:t>
-            </w:r>
           </w:p>
         </w:tc>
         <w:tc>
@@ -357,21 +354,6 @@
               <w:pStyle w:val="TABELA"/>
               <w:cnfStyle w:val="000000000000" w:firstRow="0" w:lastRow="0" w:firstColumn="0" w:lastColumn="0" w:oddVBand="0" w:evenVBand="0" w:oddHBand="0" w:evenHBand="0" w:firstRowFirstColumn="0" w:firstRowLastColumn="0" w:lastRowFirstColumn="0" w:lastRowLastColumn="0"/>
             </w:pPr>
-            <w:r>
-              <w:t>12</w:t>
-            </w:r>
-            <w:r>
-              <w:t>/</w:t>
-            </w:r>
-            <w:r>
-              <w:t>08</w:t>
-            </w:r>
-            <w:r>
-              <w:t>/</w:t>
-            </w:r>
-            <w:r>
-              <w:t>2026</w:t>
-            </w:r>
           </w:p>
         </w:tc>
         <w:tc>
@@ -383,9 +365,6 @@
               <w:pStyle w:val="TABELA"/>
               <w:cnfStyle w:val="000000000000" w:firstRow="0" w:lastRow="0" w:firstColumn="0" w:lastColumn="0" w:oddVBand="0" w:evenVBand="0" w:oddHBand="0" w:evenHBand="0" w:firstRowFirstColumn="0" w:firstRowLastColumn="0" w:lastRowFirstColumn="0" w:lastRowLastColumn="0"/>
             </w:pPr>
-            <w:r>
-              <w:t>Revisão Castróide</w:t>
-            </w:r>
           </w:p>
         </w:tc>
       </w:tr>
